--- a/docs/Шишигин_ТЗ_Ключ_плагин.docx
+++ b/docs/Шишигин_ТЗ_Ключ_плагин.docx
@@ -89,7 +89,6 @@
           <w:tag w:val="goog_rdk_0"/>
           <w:id w:val="-789517876"/>
         </w:sdtPr>
-        <w:sdtEndPr/>
         <w:sdtContent/>
       </w:sdt>
       <w:r>
@@ -232,7 +231,6 @@
           <w:docPartUnique/>
         </w:docPartObj>
       </w:sdtPr>
-      <w:sdtEndPr/>
       <w:sdtContent>
         <w:p>
           <w:pPr>
@@ -1288,7 +1286,19 @@
       </w:pPr>
       <w:r>
         <w:lastRenderedPageBreak/>
-        <w:t>ГОСТ 2839-80 "Ключи гаечные с открытым зевом двусторонние. Конструкция и размеры".</w:t>
+        <w:t>ГОСТ 16983-80</w:t>
+      </w:r>
+      <w:r>
+        <w:t xml:space="preserve"> </w:t>
+      </w:r>
+      <w:r>
+        <w:t>«Ключи гаечные комбинированные. Конструкция и размеры»</w:t>
+      </w:r>
+      <w:r>
+        <w:rPr>
+          <w:lang w:val="en-US"/>
+        </w:rPr>
+        <w:t>.</w:t>
       </w:r>
     </w:p>
     <w:p/>
@@ -1396,13 +1406,12 @@
         <w:ind w:firstLine="0"/>
         <w:jc w:val="center"/>
       </w:pPr>
-      <w:bookmarkStart w:id="8" w:name="_GoBack"/>
       <w:r>
         <w:drawing>
-          <wp:inline distT="0" distB="0" distL="0" distR="0" wp14:anchorId="66F78F9E" wp14:editId="736282D3">
-            <wp:extent cx="3710918" cy="4986546"/>
-            <wp:effectExtent l="0" t="9207" r="0" b="0"/>
-            <wp:docPr id="3" name="Рисунок 3"/>
+          <wp:inline distT="0" distB="0" distL="0" distR="0" wp14:anchorId="541EB33A" wp14:editId="7679E8B6">
+            <wp:extent cx="3644836" cy="4259580"/>
+            <wp:effectExtent l="0" t="0" r="0" b="7620"/>
+            <wp:docPr id="2" name="Рисунок 2"/>
             <wp:cNvGraphicFramePr>
               <a:graphicFrameLocks xmlns:a="http://schemas.openxmlformats.org/drawingml/2006/main" noChangeAspect="1"/>
             </wp:cNvGraphicFramePr>
@@ -1420,9 +1429,9 @@
                     </a:stretch>
                   </pic:blipFill>
                   <pic:spPr>
-                    <a:xfrm rot="5400000">
+                    <a:xfrm>
                       <a:off x="0" y="0"/>
-                      <a:ext cx="3743967" cy="5030956"/>
+                      <a:ext cx="3705170" cy="4330091"/>
                     </a:xfrm>
                     <a:prstGeom prst="rect">
                       <a:avLst/>
@@ -1434,7 +1443,6 @@
           </wp:inline>
         </w:drawing>
       </w:r>
-      <w:bookmarkEnd w:id="8"/>
     </w:p>
     <w:p>
       <w:pPr>
@@ -1481,8 +1489,8 @@
           <w:numId w:val="5"/>
         </w:numPr>
       </w:pPr>
-      <w:bookmarkStart w:id="9" w:name="_heading=h.4d34og8" w:colFirst="0" w:colLast="0"/>
-      <w:bookmarkEnd w:id="9"/>
+      <w:bookmarkStart w:id="8" w:name="_heading=h.4d34og8" w:colFirst="0" w:colLast="0"/>
+      <w:bookmarkEnd w:id="8"/>
       <w:r>
         <w:lastRenderedPageBreak/>
         <w:t>ТРЕБОВАНИЯ К АВТОМАТИЗИРОВАННОЙ СИСТЕМЕ</w:t>
@@ -1625,7 +1633,10 @@
         </w:numPr>
       </w:pPr>
       <w:r>
-        <w:t>общая длина ключа L (120 — 300 мм) </w:t>
+        <w:t>Внешний диаметр головки ключа D (14 — 30</w:t>
+      </w:r>
+      <w:r>
+        <w:t xml:space="preserve"> мм) </w:t>
       </w:r>
       <w:r>
         <w:rPr>
@@ -1679,7 +1690,10 @@
         </w:numPr>
       </w:pPr>
       <w:r>
-        <w:t>тип головки (рожковая/накидная) — задается галочкой (считается как 0,5 параметра);</w:t>
+        <w:t>тип головки (рожковая/накидная) — задается галочкой</w:t>
+      </w:r>
+      <w:r>
+        <w:t>;</w:t>
       </w:r>
     </w:p>
     <w:p>
@@ -1690,7 +1704,10 @@
         </w:numPr>
       </w:pPr>
       <w:r>
-        <w:t>тип исполнения (односторонний/двусторонний) — задается галочкой (считается как 0,5 параметра).</w:t>
+        <w:t>тип исполнения (односторонний/дв</w:t>
+      </w:r>
+      <w:r>
+        <w:t>усторонний) — задается галочкой.</w:t>
       </w:r>
     </w:p>
     <w:p/>
@@ -1717,7 +1734,7 @@
     </w:p>
     <w:p>
       <w:pPr>
-        <w:ind w:firstLine="0"/>
+        <w:ind w:firstLine="420"/>
       </w:pPr>
       <w:r>
         <w:t>Параметры </w:t>
@@ -1737,136 +1754,144 @@
           <w:b/>
           <w:bCs/>
         </w:rPr>
-        <w:t>общая длина L</w:t>
-      </w:r>
-      <w:r>
-        <w:t> являются зависимыми. Их зависимость определяется в соответствии с ГОСТ 2839-80 и выражается формулой:</w:t>
+        <w:t>внешний диамет</w:t>
+      </w:r>
+      <w:r>
+        <w:rPr>
+          <w:b/>
+          <w:bCs/>
+        </w:rPr>
+        <w:t>р головки (D</w:t>
+      </w:r>
+      <w:r>
+        <w:rPr>
+          <w:b/>
+          <w:bCs/>
+        </w:rPr>
+        <w:t xml:space="preserve">) </w:t>
+      </w:r>
+      <w:r>
+        <w:t xml:space="preserve">являются </w:t>
+      </w:r>
+      <w:proofErr w:type="gramStart"/>
+      <w:r>
+        <w:t>взаимно</w:t>
+      </w:r>
+      <w:r>
+        <w:t xml:space="preserve"> </w:t>
+      </w:r>
+      <w:r>
+        <w:t xml:space="preserve"> </w:t>
+      </w:r>
+      <w:r>
+        <w:t>зависимыми</w:t>
+      </w:r>
+      <w:proofErr w:type="gramEnd"/>
+      <w:r>
+        <w:t>. Их зависимость определяется в соответствии с ГОСТ 2839-80 и выражается формулой:</w:t>
       </w:r>
     </w:p>
     <w:p>
       <w:pPr>
         <w:ind w:firstLine="420"/>
       </w:pPr>
+      <w:r>
+        <w:rPr>
+          <w:b/>
+          <w:bCs/>
+          <w:lang w:val="en-US"/>
+        </w:rPr>
+        <w:t>D</w:t>
+      </w:r>
+      <w:r>
+        <w:rPr>
+          <w:b/>
+          <w:bCs/>
+        </w:rPr>
+        <w:t>= 1.</w:t>
+      </w:r>
+      <w:r>
+        <w:rPr>
+          <w:b/>
+          <w:bCs/>
+        </w:rPr>
+        <w:t>3</w:t>
+      </w:r>
+      <w:r>
+        <w:rPr>
+          <w:b/>
+          <w:bCs/>
+        </w:rPr>
+        <w:t xml:space="preserve">× </w:t>
+      </w:r>
+      <w:r>
+        <w:rPr>
+          <w:b/>
+          <w:bCs/>
+          <w:lang w:val="en-US"/>
+        </w:rPr>
+        <w:t>S</w:t>
+      </w:r>
+      <w:r>
+        <w:rPr>
+          <w:b/>
+          <w:bCs/>
+        </w:rPr>
+        <w:t>+4</w:t>
+      </w:r>
+    </w:p>
+    <w:p>
+      <w:pPr>
+        <w:pBdr>
+          <w:top w:val="nil"/>
+          <w:left w:val="nil"/>
+          <w:bottom w:val="nil"/>
+          <w:right w:val="nil"/>
+          <w:between w:val="nil"/>
+        </w:pBdr>
+        <w:ind w:firstLine="420"/>
+      </w:pPr>
+      <w:r>
+        <w:lastRenderedPageBreak/>
+        <w:t>Данное выражение означает, что изменение любого из этих двух параметров влечет за собой автоматический пересчет и изменение второго параметра в интерфейсе в реальном времени.</w:t>
+      </w:r>
+    </w:p>
+    <w:p>
+      <w:pPr>
+        <w:pBdr>
+          <w:top w:val="nil"/>
+          <w:left w:val="nil"/>
+          <w:bottom w:val="nil"/>
+          <w:right w:val="nil"/>
+          <w:between w:val="nil"/>
+        </w:pBdr>
+        <w:ind w:firstLine="420"/>
+      </w:pPr>
+      <w:r>
+        <w:t>При изменении пользователем размера зева S значение внешнего диаметра головки D автоматически пересчитывается системой по формуле: D = 1,3 * S + 4.</w:t>
+      </w:r>
+    </w:p>
+    <w:p>
+      <w:pPr>
+        <w:pBdr>
+          <w:top w:val="nil"/>
+          <w:left w:val="nil"/>
+          <w:bottom w:val="nil"/>
+          <w:right w:val="nil"/>
+          <w:between w:val="nil"/>
+        </w:pBdr>
+        <w:ind w:firstLine="720"/>
+      </w:pPr>
+      <w:r>
+        <w:t>При изменении пользователем внешнего диаметра D значение размера зева S автоматически пересчитывается системой по формуле: S = (D - 4</w:t>
+      </w:r>
       <w:proofErr w:type="gramStart"/>
       <w:r>
-        <w:rPr>
-          <w:b/>
-          <w:bCs/>
-        </w:rPr>
-        <w:t>L &gt;</w:t>
+        <w:t>) :</w:t>
       </w:r>
       <w:proofErr w:type="gramEnd"/>
       <w:r>
-        <w:rPr>
-          <w:b/>
-          <w:bCs/>
-        </w:rPr>
-        <w:t>= S × K</w:t>
-      </w:r>
-    </w:p>
-    <w:p>
-      <w:pPr>
-        <w:ind w:firstLine="0"/>
-      </w:pPr>
-      <w:r>
-        <w:lastRenderedPageBreak/>
-        <w:t>где </w:t>
-      </w:r>
-      <w:r>
-        <w:rPr>
-          <w:b/>
-          <w:bCs/>
-        </w:rPr>
-        <w:t>K</w:t>
-      </w:r>
-      <w:r>
-        <w:t> — коэффициент пропорциональности, принимающий значение </w:t>
-      </w:r>
-      <w:r>
-        <w:rPr>
-          <w:b/>
-          <w:bCs/>
-        </w:rPr>
-        <w:t>10</w:t>
-      </w:r>
-      <w:r>
-        <w:t> (усредненный коэффициент для ключей от №8 до №24).</w:t>
-      </w:r>
-    </w:p>
-    <w:p>
-      <w:pPr>
-        <w:ind w:firstLine="420"/>
-      </w:pPr>
-      <w:r>
-        <w:t xml:space="preserve">Данное выражение означает, что при изменении размера зева S автоматически пересчитывается минимально допустимая длина ключа L. Если пользователь вводит значение S или L, которое не удовлетворяет данному выражению, должна появиться ошибка </w:t>
-      </w:r>
-      <w:proofErr w:type="spellStart"/>
-      <w:r>
-        <w:t>валидации</w:t>
-      </w:r>
-      <w:proofErr w:type="spellEnd"/>
-      <w:r>
-        <w:t>.</w:t>
-      </w:r>
-    </w:p>
-    <w:p>
-      <w:pPr>
-        <w:ind w:firstLine="420"/>
-      </w:pPr>
-      <w:r>
-        <w:rPr>
-          <w:b/>
-          <w:bCs/>
-        </w:rPr>
-        <w:t xml:space="preserve">Пример </w:t>
-      </w:r>
-      <w:proofErr w:type="spellStart"/>
-      <w:r>
-        <w:rPr>
-          <w:b/>
-          <w:bCs/>
-        </w:rPr>
-        <w:t>валидации</w:t>
-      </w:r>
-      <w:proofErr w:type="spellEnd"/>
-      <w:r>
-        <w:rPr>
-          <w:b/>
-          <w:bCs/>
-        </w:rPr>
-        <w:t>:</w:t>
-      </w:r>
-    </w:p>
-    <w:p>
-      <w:pPr>
-        <w:ind w:firstLine="420"/>
-      </w:pPr>
-      <w:r>
-        <w:t>Изначально указаны параметры: S = 12 мм, L = 150 мм. Таким образом: 12 × 10 &lt;= 150, т.е. 120 &lt;= 150 — выражение корректно.</w:t>
-      </w:r>
-    </w:p>
-    <w:p>
-      <w:pPr>
-        <w:ind w:firstLine="420"/>
-      </w:pPr>
-      <w:r>
-        <w:t>Предположим, что пользователь изменяет значение S с 12 на 22 мм, тогда: 22 × 10 &lt;= 150, т.е. 220 &lt;= 150 — выражение некорректно.</w:t>
-      </w:r>
-    </w:p>
-    <w:p>
-      <w:pPr>
-        <w:ind w:firstLine="420"/>
-      </w:pPr>
-      <w:r>
-        <w:t xml:space="preserve">В пользовательском интерфейсе необходимо отобразить информацию о том, что какой-либо из данных параметров нужно поменять (заменить значение на удовлетворяющее условию S &lt;= L/10, в данном случае S &lt;= 15, либо </w:t>
-      </w:r>
-      <w:proofErr w:type="gramStart"/>
-      <w:r>
-        <w:t>L &gt;</w:t>
-      </w:r>
-      <w:proofErr w:type="gramEnd"/>
-      <w:r>
-        <w:t xml:space="preserve"> 220).</w:t>
+        <w:t xml:space="preserve"> 1,3 с округлением до ближайшего стандартного значения зева.</w:t>
       </w:r>
     </w:p>
     <w:p>
@@ -1881,10 +1906,94 @@
         <w:ind w:firstLine="0"/>
       </w:pPr>
       <w:r>
+        <w:t xml:space="preserve">Пример двусторонней </w:t>
+      </w:r>
+      <w:proofErr w:type="spellStart"/>
+      <w:r>
+        <w:t>валидации</w:t>
+      </w:r>
+      <w:proofErr w:type="spellEnd"/>
+      <w:r>
+        <w:t>:</w:t>
+      </w:r>
+    </w:p>
+    <w:p>
+      <w:pPr>
+        <w:numPr>
+          <w:ilvl w:val="0"/>
+          <w:numId w:val="26"/>
+        </w:numPr>
+        <w:pBdr>
+          <w:top w:val="nil"/>
+          <w:left w:val="nil"/>
+          <w:bottom w:val="nil"/>
+          <w:right w:val="nil"/>
+          <w:between w:val="nil"/>
+        </w:pBdr>
+      </w:pPr>
+      <w:r>
+        <w:rPr>
+          <w:b/>
+          <w:bCs/>
+        </w:rPr>
+        <w:t>Случай А (изменение S):</w:t>
+      </w:r>
+      <w:r>
+        <w:t xml:space="preserve"> Пользователь вводит S = 10 мм. Система автоматически рассчитывает и подставляет в поле ввода диаметра значение D = 1,3 * 10 + 4 = 17 мм.</w:t>
+      </w:r>
+    </w:p>
+    <w:p>
+      <w:pPr>
+        <w:numPr>
+          <w:ilvl w:val="0"/>
+          <w:numId w:val="26"/>
+        </w:numPr>
+        <w:pBdr>
+          <w:top w:val="nil"/>
+          <w:left w:val="nil"/>
+          <w:bottom w:val="nil"/>
+          <w:right w:val="nil"/>
+          <w:between w:val="nil"/>
+        </w:pBdr>
+      </w:pPr>
+      <w:r>
+        <w:rPr>
+          <w:b/>
+          <w:bCs/>
+        </w:rPr>
+        <w:t>Случай Б (изменение D):</w:t>
+      </w:r>
+      <w:r>
+        <w:t xml:space="preserve"> Пользователь изменяет диаметр головки на D = 30 мм. Система автоматически рассчитывает размер зева: S = (30 - 4</w:t>
+      </w:r>
+      <w:proofErr w:type="gramStart"/>
+      <w:r>
+        <w:t>) :</w:t>
+      </w:r>
+      <w:proofErr w:type="gramEnd"/>
+      <w:r>
+        <w:t xml:space="preserve"> 1,3 = 20 мм и сама обновляет значение в поле S.</w:t>
+      </w:r>
+    </w:p>
+    <w:p>
+      <w:pPr>
+        <w:pBdr>
+          <w:top w:val="nil"/>
+          <w:left w:val="nil"/>
+          <w:bottom w:val="nil"/>
+          <w:right w:val="nil"/>
+          <w:between w:val="nil"/>
+        </w:pBdr>
+        <w:ind w:firstLine="0"/>
+      </w:pPr>
+      <w:r>
+        <w:t xml:space="preserve"> </w:t>
+      </w:r>
+      <w:r>
         <w:drawing>
-          <wp:inline distT="0" distB="0" distL="0" distR="0" wp14:anchorId="0F8AD9FB" wp14:editId="460164B7">
-            <wp:extent cx="3480781" cy="4677298"/>
-            <wp:effectExtent l="0" t="7620" r="0" b="0"/>
+          <wp:inline distT="0" distB="0" distL="0" distR="0" wp14:anchorId="292AEE49" wp14:editId="66950082">
+            <wp:extent cx="3398520" cy="3971721"/>
+            <wp:effectExtent l="0" t="0" r="0" b="0"/>
             <wp:docPr id="1" name="Рисунок 1"/>
             <wp:cNvGraphicFramePr>
               <a:graphicFrameLocks xmlns:a="http://schemas.openxmlformats.org/drawingml/2006/main" noChangeAspect="1"/>
@@ -1903,9 +2012,9 @@
                     </a:stretch>
                   </pic:blipFill>
                   <pic:spPr>
-                    <a:xfrm rot="5400000">
+                    <a:xfrm>
                       <a:off x="0" y="0"/>
-                      <a:ext cx="3494071" cy="4695157"/>
+                      <a:ext cx="3445860" cy="4027045"/>
                     </a:xfrm>
                     <a:prstGeom prst="rect">
                       <a:avLst/>
@@ -1942,12 +2051,11 @@
         <w:ind w:firstLine="0"/>
         <w:jc w:val="left"/>
       </w:pPr>
-      <w:r>
-        <w:t xml:space="preserve">АС должна иметь пользовательский интерфейс с возможностью изменения значений, представленных выше, и последующим построении объекта «Гаечный ключ» в САПР Компас 3D. В плагине должны проходить проверки </w:t>
-      </w:r>
+      <w:bookmarkStart w:id="9" w:name="_GoBack"/>
+      <w:bookmarkEnd w:id="9"/>
       <w:r>
         <w:lastRenderedPageBreak/>
-        <w:t>значений, вводимых пользователем. Реализуемый плагин должен обеспечивать обработку ошибочных ситуаций, возникающих в процессе работы. При нажатии на кнопку «Построить» должна проходить проверка правильности ввода данных. Если данные некорректные, то должно высветиться окно с ошибкой построения и не будут применяться введенные параметры.</w:t>
+        <w:t>АС должна иметь пользовательский интерфейс с возможностью изменения значений, представленных выше, и последующим построении объекта «Гаечный ключ» в САПР Компас 3D. В плагине должны проходить проверки значений, вводимых пользователем. Реализуемый плагин должен обеспечивать обработку ошибочных ситуаций, возникающих в процессе работы. При нажатии на кнопку «Построить» должна проходить проверка правильности ввода данных. Если данные некорректные, то должно высветиться окно с ошибкой построения и не будут применяться введенные параметры.</w:t>
       </w:r>
     </w:p>
     <w:p>
@@ -2188,6 +2296,7 @@
         <w:jc w:val="left"/>
       </w:pPr>
       <w:r>
+        <w:lastRenderedPageBreak/>
         <w:t>Интерфейсы должны быть адаптированы под минимальную высоту экрана 1080 пикселя и ширину экрана 1920.</w:t>
       </w:r>
     </w:p>
@@ -2198,7 +2307,6 @@
         <w:jc w:val="left"/>
       </w:pPr>
       <w:r>
-        <w:lastRenderedPageBreak/>
         <w:t xml:space="preserve">Элементы интерфейса должны отвечать рекомендациям по верстке интерфейсов </w:t>
       </w:r>
       <w:proofErr w:type="spellStart"/>
@@ -2449,6 +2557,7 @@
           <w:b/>
           <w:bCs/>
         </w:rPr>
+        <w:lastRenderedPageBreak/>
         <w:t>3.3 Требования к видам обеспечения АС</w:t>
       </w:r>
     </w:p>
@@ -2467,7 +2576,6 @@
           <w:b/>
           <w:bCs/>
         </w:rPr>
-        <w:lastRenderedPageBreak/>
         <w:t>3.3.1 Требования к математическому обеспечению системы</w:t>
       </w:r>
     </w:p>
@@ -2742,6 +2850,7 @@
         <w:jc w:val="left"/>
       </w:pPr>
       <w:r>
+        <w:lastRenderedPageBreak/>
         <w:t>Требования к общим техническим требованиям к АС не предъявляются.</w:t>
       </w:r>
     </w:p>
@@ -7701,6 +7810,155 @@
     </w:lvl>
   </w:abstractNum>
   <w:abstractNum w:abstractNumId="22" w15:restartNumberingAfterBreak="0">
+    <w:nsid w:val="76877230"/>
+    <w:multiLevelType w:val="multilevel"/>
+    <w:tmpl w:val="D994B564"/>
+    <w:lvl w:ilvl="0">
+      <w:start w:val="1"/>
+      <w:numFmt w:val="bullet"/>
+      <w:lvlText w:val=""/>
+      <w:lvlJc w:val="left"/>
+      <w:pPr>
+        <w:tabs>
+          <w:tab w:val="num" w:pos="720"/>
+        </w:tabs>
+        <w:ind w:left="720" w:hanging="360"/>
+      </w:pPr>
+      <w:rPr>
+        <w:rFonts w:ascii="Symbol" w:hAnsi="Symbol" w:hint="default"/>
+        <w:sz w:val="20"/>
+      </w:rPr>
+    </w:lvl>
+    <w:lvl w:ilvl="1" w:tentative="1">
+      <w:start w:val="1"/>
+      <w:numFmt w:val="bullet"/>
+      <w:lvlText w:val="o"/>
+      <w:lvlJc w:val="left"/>
+      <w:pPr>
+        <w:tabs>
+          <w:tab w:val="num" w:pos="1440"/>
+        </w:tabs>
+        <w:ind w:left="1440" w:hanging="360"/>
+      </w:pPr>
+      <w:rPr>
+        <w:rFonts w:ascii="Courier New" w:hAnsi="Courier New" w:hint="default"/>
+        <w:sz w:val="20"/>
+      </w:rPr>
+    </w:lvl>
+    <w:lvl w:ilvl="2" w:tentative="1">
+      <w:start w:val="1"/>
+      <w:numFmt w:val="bullet"/>
+      <w:lvlText w:val=""/>
+      <w:lvlJc w:val="left"/>
+      <w:pPr>
+        <w:tabs>
+          <w:tab w:val="num" w:pos="2160"/>
+        </w:tabs>
+        <w:ind w:left="2160" w:hanging="360"/>
+      </w:pPr>
+      <w:rPr>
+        <w:rFonts w:ascii="Wingdings" w:hAnsi="Wingdings" w:hint="default"/>
+        <w:sz w:val="20"/>
+      </w:rPr>
+    </w:lvl>
+    <w:lvl w:ilvl="3" w:tentative="1">
+      <w:start w:val="1"/>
+      <w:numFmt w:val="bullet"/>
+      <w:lvlText w:val=""/>
+      <w:lvlJc w:val="left"/>
+      <w:pPr>
+        <w:tabs>
+          <w:tab w:val="num" w:pos="2880"/>
+        </w:tabs>
+        <w:ind w:left="2880" w:hanging="360"/>
+      </w:pPr>
+      <w:rPr>
+        <w:rFonts w:ascii="Wingdings" w:hAnsi="Wingdings" w:hint="default"/>
+        <w:sz w:val="20"/>
+      </w:rPr>
+    </w:lvl>
+    <w:lvl w:ilvl="4" w:tentative="1">
+      <w:start w:val="1"/>
+      <w:numFmt w:val="bullet"/>
+      <w:lvlText w:val=""/>
+      <w:lvlJc w:val="left"/>
+      <w:pPr>
+        <w:tabs>
+          <w:tab w:val="num" w:pos="3600"/>
+        </w:tabs>
+        <w:ind w:left="3600" w:hanging="360"/>
+      </w:pPr>
+      <w:rPr>
+        <w:rFonts w:ascii="Wingdings" w:hAnsi="Wingdings" w:hint="default"/>
+        <w:sz w:val="20"/>
+      </w:rPr>
+    </w:lvl>
+    <w:lvl w:ilvl="5" w:tentative="1">
+      <w:start w:val="1"/>
+      <w:numFmt w:val="bullet"/>
+      <w:lvlText w:val=""/>
+      <w:lvlJc w:val="left"/>
+      <w:pPr>
+        <w:tabs>
+          <w:tab w:val="num" w:pos="4320"/>
+        </w:tabs>
+        <w:ind w:left="4320" w:hanging="360"/>
+      </w:pPr>
+      <w:rPr>
+        <w:rFonts w:ascii="Wingdings" w:hAnsi="Wingdings" w:hint="default"/>
+        <w:sz w:val="20"/>
+      </w:rPr>
+    </w:lvl>
+    <w:lvl w:ilvl="6" w:tentative="1">
+      <w:start w:val="1"/>
+      <w:numFmt w:val="bullet"/>
+      <w:lvlText w:val=""/>
+      <w:lvlJc w:val="left"/>
+      <w:pPr>
+        <w:tabs>
+          <w:tab w:val="num" w:pos="5040"/>
+        </w:tabs>
+        <w:ind w:left="5040" w:hanging="360"/>
+      </w:pPr>
+      <w:rPr>
+        <w:rFonts w:ascii="Wingdings" w:hAnsi="Wingdings" w:hint="default"/>
+        <w:sz w:val="20"/>
+      </w:rPr>
+    </w:lvl>
+    <w:lvl w:ilvl="7" w:tentative="1">
+      <w:start w:val="1"/>
+      <w:numFmt w:val="bullet"/>
+      <w:lvlText w:val=""/>
+      <w:lvlJc w:val="left"/>
+      <w:pPr>
+        <w:tabs>
+          <w:tab w:val="num" w:pos="5760"/>
+        </w:tabs>
+        <w:ind w:left="5760" w:hanging="360"/>
+      </w:pPr>
+      <w:rPr>
+        <w:rFonts w:ascii="Wingdings" w:hAnsi="Wingdings" w:hint="default"/>
+        <w:sz w:val="20"/>
+      </w:rPr>
+    </w:lvl>
+    <w:lvl w:ilvl="8" w:tentative="1">
+      <w:start w:val="1"/>
+      <w:numFmt w:val="bullet"/>
+      <w:lvlText w:val=""/>
+      <w:lvlJc w:val="left"/>
+      <w:pPr>
+        <w:tabs>
+          <w:tab w:val="num" w:pos="6480"/>
+        </w:tabs>
+        <w:ind w:left="6480" w:hanging="360"/>
+      </w:pPr>
+      <w:rPr>
+        <w:rFonts w:ascii="Wingdings" w:hAnsi="Wingdings" w:hint="default"/>
+        <w:sz w:val="20"/>
+      </w:rPr>
+    </w:lvl>
+  </w:abstractNum>
+  <w:abstractNum w:abstractNumId="23" w15:restartNumberingAfterBreak="0">
     <w:nsid w:val="78300B4A"/>
     <w:multiLevelType w:val="multilevel"/>
     <w:tmpl w:val="A6B880AA"/>
@@ -7849,7 +8107,7 @@
       </w:rPr>
     </w:lvl>
   </w:abstractNum>
-  <w:abstractNum w:abstractNumId="23" w15:restartNumberingAfterBreak="0">
+  <w:abstractNum w:abstractNumId="24" w15:restartNumberingAfterBreak="0">
     <w:nsid w:val="78CB5160"/>
     <w:multiLevelType w:val="multilevel"/>
     <w:tmpl w:val="221E4F16"/>
@@ -7935,7 +8193,7 @@
       </w:pPr>
     </w:lvl>
   </w:abstractNum>
-  <w:abstractNum w:abstractNumId="24" w15:restartNumberingAfterBreak="0">
+  <w:abstractNum w:abstractNumId="25" w15:restartNumberingAfterBreak="0">
     <w:nsid w:val="7ECD5365"/>
     <w:multiLevelType w:val="multilevel"/>
     <w:tmpl w:val="1F426B86"/>
@@ -8058,7 +8316,7 @@
     <w:abstractNumId w:val="2"/>
   </w:num>
   <w:num w:numId="4">
-    <w:abstractNumId w:val="23"/>
+    <w:abstractNumId w:val="24"/>
   </w:num>
   <w:num w:numId="5">
     <w:abstractNumId w:val="12"/>
@@ -8109,7 +8367,7 @@
     <w:abstractNumId w:val="10"/>
   </w:num>
   <w:num w:numId="21">
-    <w:abstractNumId w:val="22"/>
+    <w:abstractNumId w:val="23"/>
   </w:num>
   <w:num w:numId="22">
     <w:abstractNumId w:val="9"/>
@@ -8121,7 +8379,10 @@
     <w:abstractNumId w:val="0"/>
   </w:num>
   <w:num w:numId="25">
-    <w:abstractNumId w:val="24"/>
+    <w:abstractNumId w:val="25"/>
+  </w:num>
+  <w:num w:numId="26">
+    <w:abstractNumId w:val="22"/>
   </w:num>
 </w:numbering>
 </file>
@@ -8747,7 +9008,6 @@
   <w:style w:type="character" w:default="1" w:styleId="a0">
     <w:name w:val="Default Paragraph Font"/>
     <w:uiPriority w:val="1"/>
-    <w:semiHidden/>
     <w:unhideWhenUsed/>
   </w:style>
   <w:style w:type="table" w:default="1" w:styleId="a1">
